--- a/راهنما.docx
+++ b/راهنما.docx
@@ -17,7 +17,25 @@
           <w:sz w:val="26"/>
           <w:szCs w:val="26"/>
         </w:rPr>
-        <w:t>cd bookassistant-backend</w:t>
+        <w:t xml:space="preserve">cd </w:t>
+      </w:r>
+      <w:proofErr w:type="spellStart"/>
+      <w:r>
+        <w:rPr>
+          <w:rFonts w:cs="B Zar"/>
+          <w:sz w:val="26"/>
+          <w:szCs w:val="26"/>
+        </w:rPr>
+        <w:t>bookassistant</w:t>
+      </w:r>
+      <w:proofErr w:type="spellEnd"/>
+      <w:r>
+        <w:rPr>
+          <w:rFonts w:cs="B Zar"/>
+          <w:sz w:val="26"/>
+          <w:szCs w:val="26"/>
+        </w:rPr>
+        <w:t>-backend</w:t>
       </w:r>
     </w:p>
     <w:p>
@@ -29,13 +47,23 @@
           <w:szCs w:val="26"/>
         </w:rPr>
       </w:pPr>
-      <w:r>
-        <w:rPr>
-          <w:rFonts w:cs="B Zar"/>
-          <w:sz w:val="26"/>
-          <w:szCs w:val="26"/>
-        </w:rPr>
-        <w:t>php artisan serve --host=0.0.0.0 --port=8000</w:t>
+      <w:proofErr w:type="spellStart"/>
+      <w:r>
+        <w:rPr>
+          <w:rFonts w:cs="B Zar"/>
+          <w:sz w:val="26"/>
+          <w:szCs w:val="26"/>
+        </w:rPr>
+        <w:t>php</w:t>
+      </w:r>
+      <w:proofErr w:type="spellEnd"/>
+      <w:r>
+        <w:rPr>
+          <w:rFonts w:cs="B Zar"/>
+          <w:sz w:val="26"/>
+          <w:szCs w:val="26"/>
+        </w:rPr>
+        <w:t xml:space="preserve"> artisan serve --host=0.0.0.0 --port=8000</w:t>
       </w:r>
     </w:p>
     <w:p>
@@ -114,7 +142,25 @@
           <w:sz w:val="26"/>
           <w:szCs w:val="26"/>
         </w:rPr>
-        <w:t xml:space="preserve"> Intelephense </w:t>
+        <w:t xml:space="preserve"> </w:t>
+      </w:r>
+      <w:proofErr w:type="spellStart"/>
+      <w:r>
+        <w:rPr>
+          <w:rFonts w:cs="B Zar"/>
+          <w:sz w:val="26"/>
+          <w:szCs w:val="26"/>
+        </w:rPr>
+        <w:t>Intelephense</w:t>
+      </w:r>
+      <w:proofErr w:type="spellEnd"/>
+      <w:r>
+        <w:rPr>
+          <w:rFonts w:cs="B Zar"/>
+          <w:sz w:val="26"/>
+          <w:szCs w:val="26"/>
+        </w:rPr>
+        <w:t xml:space="preserve"> </w:t>
       </w:r>
       <w:r>
         <w:rPr>
@@ -245,6 +291,7 @@
         </w:rPr>
         <w:t xml:space="preserve">با این کار، ادیتور تمام متدهای مدل شما (مثل </w:t>
       </w:r>
+      <w:proofErr w:type="spellStart"/>
       <w:r>
         <w:rPr>
           <w:rStyle w:val="HTMLCode"/>
@@ -254,6 +301,7 @@
         </w:rPr>
         <w:t>purchasedBooks</w:t>
       </w:r>
+      <w:proofErr w:type="spellEnd"/>
       <w:r>
         <w:rPr>
           <w:rFonts w:cs="B Zar"/>
@@ -355,12 +403,21 @@
         </w:rPr>
         <w:t xml:space="preserve">رفع خطای </w:t>
       </w:r>
+      <w:proofErr w:type="spellStart"/>
       <w:r>
         <w:rPr>
           <w:b/>
           <w:bCs/>
         </w:rPr>
-        <w:t>cURL error 60</w:t>
+        <w:t>cURL</w:t>
+      </w:r>
+      <w:proofErr w:type="spellEnd"/>
+      <w:r>
+        <w:rPr>
+          <w:b/>
+          <w:bCs/>
+        </w:rPr>
+        <w:t xml:space="preserve"> error 60</w:t>
       </w:r>
       <w:r>
         <w:rPr>
@@ -458,6 +515,7 @@
         </w:rPr>
         <w:t xml:space="preserve">را بزنید تا فایل دانلود شود (یا وارد لینک شده و کل صفحه را با نام </w:t>
       </w:r>
+      <w:proofErr w:type="spellStart"/>
       <w:r>
         <w:rPr>
           <w:rFonts w:ascii="Courier New" w:eastAsia="Times New Roman" w:hAnsi="Courier New" w:cs="Courier New"/>
@@ -468,6 +526,7 @@
         </w:rPr>
         <w:t>cacert.pem</w:t>
       </w:r>
+      <w:proofErr w:type="spellEnd"/>
       <w:r>
         <w:rPr>
           <w:rFonts w:ascii="Times New Roman" w:eastAsia="Times New Roman" w:hAnsi="Times New Roman" w:cs="Times New Roman"/>
@@ -555,6 +614,7 @@
         </w:rPr>
         <w:t xml:space="preserve">گام دوم: این فایل دانلود شده (با نام </w:t>
       </w:r>
+      <w:proofErr w:type="spellStart"/>
       <w:r>
         <w:rPr>
           <w:rStyle w:val="HTMLCode"/>
@@ -562,6 +622,7 @@
         </w:rPr>
         <w:t>cacert.pem</w:t>
       </w:r>
+      <w:proofErr w:type="spellEnd"/>
       <w:r>
         <w:t xml:space="preserve">) </w:t>
       </w:r>
@@ -603,7 +664,23 @@
           <w:b/>
           <w:bCs/>
         </w:rPr>
-        <w:t xml:space="preserve"> Laragon </w:t>
+        <w:t xml:space="preserve"> </w:t>
+      </w:r>
+      <w:proofErr w:type="spellStart"/>
+      <w:r>
+        <w:rPr>
+          <w:b/>
+          <w:bCs/>
+        </w:rPr>
+        <w:t>Laragon</w:t>
+      </w:r>
+      <w:proofErr w:type="spellEnd"/>
+      <w:r>
+        <w:rPr>
+          <w:b/>
+          <w:bCs/>
+        </w:rPr>
+        <w:t xml:space="preserve"> </w:t>
       </w:r>
       <w:r>
         <w:rPr>
@@ -789,12 +866,14 @@
         </w:rPr>
         <w:t xml:space="preserve">را بزنید و عبارت </w:t>
       </w:r>
+      <w:proofErr w:type="spellStart"/>
       <w:r>
         <w:rPr>
           <w:rStyle w:val="HTMLCode"/>
         </w:rPr>
         <w:t>curl.cainfo</w:t>
       </w:r>
+      <w:proofErr w:type="spellEnd"/>
       <w:r>
         <w:t xml:space="preserve"> </w:t>
       </w:r>
@@ -878,14 +957,19 @@
       <w:pPr>
         <w:pStyle w:val="NormalWeb"/>
       </w:pPr>
-      <w:r>
-        <w:t xml:space="preserve">php artisan </w:t>
-      </w:r>
-      <w:proofErr w:type="gramStart"/>
+      <w:proofErr w:type="spellStart"/>
+      <w:r>
+        <w:t>php</w:t>
+      </w:r>
+      <w:proofErr w:type="spellEnd"/>
+      <w:r>
+        <w:t xml:space="preserve"> artisan </w:t>
+      </w:r>
+      <w:proofErr w:type="spellStart"/>
       <w:r>
         <w:t>config:clear</w:t>
       </w:r>
-      <w:proofErr w:type="gramEnd"/>
+      <w:proofErr w:type="spellEnd"/>
     </w:p>
     <w:p>
       <w:r>
@@ -905,9 +989,19 @@
         </w:rPr>
         <w:t xml:space="preserve"> که پروژه از آن استفاده می‌کند رو با </w:t>
       </w:r>
-      <w:r>
-        <w:t>php –ini</w:t>
-      </w:r>
+      <w:proofErr w:type="spellStart"/>
+      <w:r>
+        <w:t>php</w:t>
+      </w:r>
+      <w:proofErr w:type="spellEnd"/>
+      <w:r>
+        <w:t xml:space="preserve"> –</w:t>
+      </w:r>
+      <w:proofErr w:type="spellStart"/>
+      <w:r>
+        <w:t>ini</w:t>
+      </w:r>
+      <w:proofErr w:type="spellEnd"/>
       <w:r>
         <w:rPr>
           <w:rFonts w:hint="cs"/>
@@ -1030,15 +1124,25 @@
           <w:szCs w:val="26"/>
         </w:rPr>
       </w:pPr>
-      <w:r>
-        <w:rPr>
-          <w:rFonts w:cs="B Zar"/>
-          <w:sz w:val="26"/>
-          <w:szCs w:val="26"/>
-        </w:rPr>
-        <w:t xml:space="preserve">php artisan </w:t>
-      </w:r>
-      <w:proofErr w:type="gramStart"/>
+      <w:proofErr w:type="spellStart"/>
+      <w:r>
+        <w:rPr>
+          <w:rFonts w:cs="B Zar"/>
+          <w:sz w:val="26"/>
+          <w:szCs w:val="26"/>
+        </w:rPr>
+        <w:t>php</w:t>
+      </w:r>
+      <w:proofErr w:type="spellEnd"/>
+      <w:r>
+        <w:rPr>
+          <w:rFonts w:cs="B Zar"/>
+          <w:sz w:val="26"/>
+          <w:szCs w:val="26"/>
+        </w:rPr>
+        <w:t xml:space="preserve"> artisan </w:t>
+      </w:r>
+      <w:proofErr w:type="spellStart"/>
       <w:r>
         <w:rPr>
           <w:rFonts w:cs="B Zar"/>
@@ -1047,14 +1151,32 @@
         </w:rPr>
         <w:t>make:migration</w:t>
       </w:r>
-      <w:proofErr w:type="gramEnd"/>
-      <w:r>
-        <w:rPr>
-          <w:rFonts w:cs="B Zar"/>
-          <w:sz w:val="26"/>
-          <w:szCs w:val="26"/>
-        </w:rPr>
-        <w:t xml:space="preserve"> add_price_and_discount_to_books_table --table=books</w:t>
+      <w:proofErr w:type="spellEnd"/>
+      <w:r>
+        <w:rPr>
+          <w:rFonts w:cs="B Zar"/>
+          <w:sz w:val="26"/>
+          <w:szCs w:val="26"/>
+        </w:rPr>
+        <w:t xml:space="preserve"> </w:t>
+      </w:r>
+      <w:proofErr w:type="spellStart"/>
+      <w:r>
+        <w:rPr>
+          <w:rFonts w:cs="B Zar"/>
+          <w:sz w:val="26"/>
+          <w:szCs w:val="26"/>
+        </w:rPr>
+        <w:t>add_price_and_discount_to_books_table</w:t>
+      </w:r>
+      <w:proofErr w:type="spellEnd"/>
+      <w:r>
+        <w:rPr>
+          <w:rFonts w:cs="B Zar"/>
+          <w:sz w:val="26"/>
+          <w:szCs w:val="26"/>
+        </w:rPr>
+        <w:t xml:space="preserve"> --table=books</w:t>
       </w:r>
     </w:p>
     <w:p>
@@ -1106,7 +1228,6 @@
         </w:rPr>
         <w:t xml:space="preserve"> </w:t>
       </w:r>
-      <w:proofErr w:type="gramStart"/>
       <w:r>
         <w:rPr>
           <w:rStyle w:val="hljs-title"/>
@@ -1117,19 +1238,223 @@
         <w:rPr>
           <w:rStyle w:val="hljs-function"/>
         </w:rPr>
+        <w:t xml:space="preserve">(): </w:t>
+      </w:r>
+      <w:r>
+        <w:rPr>
+          <w:rStyle w:val="hljs-title"/>
+        </w:rPr>
+        <w:t>void</w:t>
+      </w:r>
+      <w:r>
+        <w:rPr>
+          <w:rStyle w:val="hljs-function"/>
+        </w:rPr>
+        <w:t xml:space="preserve"> </w:t>
+      </w:r>
+      <w:r>
+        <w:t>{ Schema::table(</w:t>
+      </w:r>
+      <w:r>
+        <w:rPr>
+          <w:rStyle w:val="hljs-string"/>
+        </w:rPr>
+        <w:t>'books'</w:t>
+      </w:r>
+      <w:r>
+        <w:t xml:space="preserve">, </w:t>
+      </w:r>
+      <w:r>
+        <w:rPr>
+          <w:rStyle w:val="hljs-keyword"/>
+        </w:rPr>
+        <w:t>function</w:t>
+      </w:r>
+      <w:r>
+        <w:rPr>
+          <w:rStyle w:val="hljs-function"/>
+        </w:rPr>
+        <w:t xml:space="preserve"> (</w:t>
+      </w:r>
+      <w:r>
+        <w:rPr>
+          <w:rStyle w:val="hljs-params"/>
+        </w:rPr>
+        <w:t xml:space="preserve">Blueprint </w:t>
+      </w:r>
+      <w:r>
+        <w:rPr>
+          <w:rStyle w:val="hljs-variable"/>
+        </w:rPr>
+        <w:t>$table</w:t>
+      </w:r>
+      <w:r>
+        <w:rPr>
+          <w:rStyle w:val="hljs-function"/>
+        </w:rPr>
+        <w:t xml:space="preserve">) </w:t>
+      </w:r>
+      <w:r>
+        <w:t xml:space="preserve">{ </w:t>
+      </w:r>
+      <w:r>
+        <w:rPr>
+          <w:rStyle w:val="hljs-comment"/>
+        </w:rPr>
+        <w:t xml:space="preserve">// </w:t>
+      </w:r>
+      <w:r>
+        <w:rPr>
+          <w:rStyle w:val="hljs-comment"/>
+          <w:rtl/>
+        </w:rPr>
+        <w:t>اضافه کردن فیلد قیمت و درصد تخفیف</w:t>
+      </w:r>
+      <w:r>
+        <w:rPr>
+          <w:rtl/>
+        </w:rPr>
+        <w:t xml:space="preserve"> </w:t>
+      </w:r>
+      <w:r>
+        <w:rPr>
+          <w:rStyle w:val="hljs-variable"/>
+        </w:rPr>
+        <w:t>$table</w:t>
+      </w:r>
+      <w:r>
+        <w:t>-&gt;unsignedBigInteger(</w:t>
+      </w:r>
+      <w:r>
+        <w:rPr>
+          <w:rStyle w:val="hljs-string"/>
+        </w:rPr>
+        <w:t>'price'</w:t>
+      </w:r>
+      <w:r>
+        <w:t>)-&gt;default(</w:t>
+      </w:r>
+      <w:r>
+        <w:rPr>
+          <w:rStyle w:val="hljs-number"/>
+        </w:rPr>
+        <w:t>0</w:t>
+      </w:r>
+      <w:r>
+        <w:t>)-&gt;after(</w:t>
+      </w:r>
+      <w:r>
+        <w:rPr>
+          <w:rStyle w:val="hljs-string"/>
+        </w:rPr>
+        <w:t>'folder_name'</w:t>
+      </w:r>
+      <w:r>
+        <w:t xml:space="preserve">); </w:t>
+      </w:r>
+      <w:r>
+        <w:rPr>
+          <w:rStyle w:val="hljs-variable"/>
+        </w:rPr>
+        <w:t>$table</w:t>
+      </w:r>
+      <w:r>
+        <w:t>-&gt;</w:t>
+      </w:r>
+      <w:proofErr w:type="spellStart"/>
+      <w:r>
+        <w:t>unsignedInteger</w:t>
+      </w:r>
+      <w:proofErr w:type="spellEnd"/>
+      <w:r>
         <w:t>(</w:t>
       </w:r>
-      <w:proofErr w:type="gramEnd"/>
+      <w:r>
+        <w:rPr>
+          <w:rStyle w:val="hljs-string"/>
+        </w:rPr>
+        <w:t>'discount'</w:t>
+      </w:r>
+      <w:r>
+        <w:t>)-&gt;default(</w:t>
+      </w:r>
+      <w:r>
+        <w:rPr>
+          <w:rStyle w:val="hljs-number"/>
+        </w:rPr>
+        <w:t>0</w:t>
+      </w:r>
+      <w:r>
+        <w:t>)-&gt;after(</w:t>
+      </w:r>
+      <w:r>
+        <w:rPr>
+          <w:rStyle w:val="hljs-string"/>
+        </w:rPr>
+        <w:t>'price'</w:t>
+      </w:r>
+      <w:r>
+        <w:t xml:space="preserve">); </w:t>
+      </w:r>
+      <w:r>
+        <w:rPr>
+          <w:rStyle w:val="hljs-comment"/>
+        </w:rPr>
+        <w:t xml:space="preserve">// </w:t>
+      </w:r>
+      <w:r>
+        <w:rPr>
+          <w:rStyle w:val="hljs-comment"/>
+          <w:rtl/>
+        </w:rPr>
+        <w:t>درصد تخفیف بین 0 تا 100</w:t>
+      </w:r>
+      <w:r>
+        <w:rPr>
+          <w:rtl/>
+        </w:rPr>
+        <w:t xml:space="preserve"> </w:t>
+      </w:r>
+      <w:r>
+        <w:t xml:space="preserve">}); } </w:t>
+      </w:r>
+      <w:r>
+        <w:rPr>
+          <w:rStyle w:val="hljs-keyword"/>
+        </w:rPr>
+        <w:t>public</w:t>
+      </w:r>
+      <w:r>
+        <w:t xml:space="preserve"> </w:t>
+      </w:r>
+      <w:r>
+        <w:rPr>
+          <w:rStyle w:val="hljs-keyword"/>
+        </w:rPr>
+        <w:t>function</w:t>
+      </w:r>
       <w:r>
         <w:rPr>
           <w:rStyle w:val="hljs-function"/>
         </w:rPr>
-        <w:t xml:space="preserve">): </w:t>
+        <w:t xml:space="preserve"> </w:t>
       </w:r>
       <w:r>
         <w:rPr>
           <w:rStyle w:val="hljs-title"/>
         </w:rPr>
+        <w:t>down</w:t>
+      </w:r>
+      <w:r>
+        <w:rPr>
+          <w:rStyle w:val="hljs-function"/>
+        </w:rPr>
+        <w:t xml:space="preserve">(): </w:t>
+      </w:r>
+      <w:r>
+        <w:rPr>
+          <w:rStyle w:val="hljs-title"/>
+        </w:rPr>
         <w:t>void</w:t>
       </w:r>
       <w:r>
@@ -1138,11 +1463,9 @@
         </w:rPr>
         <w:t xml:space="preserve"> </w:t>
       </w:r>
-      <w:proofErr w:type="gramStart"/>
       <w:r>
         <w:t>{ Schema::table(</w:t>
       </w:r>
-      <w:proofErr w:type="gramEnd"/>
       <w:r>
         <w:rPr>
           <w:rStyle w:val="hljs-string"/>
@@ -1182,44 +1505,25 @@
         </w:rPr>
         <w:t xml:space="preserve">) </w:t>
       </w:r>
-      <w:proofErr w:type="gramStart"/>
       <w:r>
         <w:t xml:space="preserve">{ </w:t>
       </w:r>
       <w:r>
         <w:rPr>
-          <w:rStyle w:val="hljs-comment"/>
-        </w:rPr>
-        <w:t>/</w:t>
-      </w:r>
-      <w:proofErr w:type="gramEnd"/>
-      <w:r>
-        <w:rPr>
-          <w:rStyle w:val="hljs-comment"/>
-        </w:rPr>
-        <w:t xml:space="preserve">/ </w:t>
-      </w:r>
-      <w:r>
-        <w:rPr>
-          <w:rStyle w:val="hljs-comment"/>
-          <w:rtl/>
-        </w:rPr>
-        <w:t>اضافه کردن فیلد قیمت و درصد تخفیف</w:t>
-      </w:r>
-      <w:r>
-        <w:rPr>
-          <w:rtl/>
-        </w:rPr>
-        <w:t xml:space="preserve"> </w:t>
-      </w:r>
-      <w:r>
-        <w:rPr>
           <w:rStyle w:val="hljs-variable"/>
         </w:rPr>
         <w:t>$table</w:t>
       </w:r>
       <w:r>
-        <w:t>-&gt;unsignedBigInteger(</w:t>
+        <w:t>-&gt;</w:t>
+      </w:r>
+      <w:proofErr w:type="spellStart"/>
+      <w:r>
+        <w:t>dropColumn</w:t>
+      </w:r>
+      <w:proofErr w:type="spellEnd"/>
+      <w:r>
+        <w:t>([</w:t>
       </w:r>
       <w:r>
         <w:rPr>
@@ -1228,260 +1532,17 @@
         <w:t>'price'</w:t>
       </w:r>
       <w:r>
-        <w:t>)-&gt;default(</w:t>
-      </w:r>
-      <w:r>
-        <w:rPr>
-          <w:rStyle w:val="hljs-number"/>
-        </w:rPr>
-        <w:t>0</w:t>
-      </w:r>
-      <w:r>
-        <w:t>)-&gt;after(</w:t>
+        <w:t xml:space="preserve">, </w:t>
       </w:r>
       <w:r>
         <w:rPr>
           <w:rStyle w:val="hljs-string"/>
         </w:rPr>
-        <w:t>'folder_name'</w:t>
-      </w:r>
-      <w:r>
-        <w:t xml:space="preserve">); </w:t>
-      </w:r>
-      <w:r>
-        <w:rPr>
-          <w:rStyle w:val="hljs-variable"/>
-        </w:rPr>
-        <w:t>$table</w:t>
-      </w:r>
-      <w:r>
-        <w:t>-&gt;unsignedInteger(</w:t>
-      </w:r>
-      <w:r>
-        <w:rPr>
-          <w:rStyle w:val="hljs-string"/>
-        </w:rPr>
         <w:t>'discount'</w:t>
       </w:r>
       <w:r>
-        <w:t>)-&gt;default(</w:t>
-      </w:r>
-      <w:r>
-        <w:rPr>
-          <w:rStyle w:val="hljs-number"/>
-        </w:rPr>
-        <w:t>0</w:t>
-      </w:r>
-      <w:r>
-        <w:t>)-&gt;after(</w:t>
-      </w:r>
-      <w:r>
-        <w:rPr>
-          <w:rStyle w:val="hljs-string"/>
-        </w:rPr>
-        <w:t>'price'</w:t>
-      </w:r>
-      <w:r>
-        <w:t xml:space="preserve">); </w:t>
-      </w:r>
-      <w:r>
-        <w:rPr>
-          <w:rStyle w:val="hljs-comment"/>
-        </w:rPr>
-        <w:t xml:space="preserve">// </w:t>
-      </w:r>
-      <w:r>
-        <w:rPr>
-          <w:rStyle w:val="hljs-comment"/>
-          <w:rtl/>
-        </w:rPr>
-        <w:t xml:space="preserve">درصد تخفیف بین 0 تا </w:t>
-      </w:r>
-      <w:proofErr w:type="gramStart"/>
-      <w:r>
-        <w:rPr>
-          <w:rStyle w:val="hljs-comment"/>
-          <w:rtl/>
-        </w:rPr>
-        <w:t>100</w:t>
-      </w:r>
-      <w:r>
-        <w:rPr>
-          <w:rtl/>
-        </w:rPr>
-        <w:t xml:space="preserve"> </w:t>
-      </w:r>
-      <w:r>
-        <w:t>}</w:t>
-      </w:r>
-      <w:proofErr w:type="gramEnd"/>
-      <w:r>
-        <w:t>)</w:t>
-      </w:r>
-      <w:proofErr w:type="gramStart"/>
-      <w:r>
-        <w:t>; }</w:t>
-      </w:r>
-      <w:proofErr w:type="gramEnd"/>
-      <w:r>
-        <w:t xml:space="preserve"> </w:t>
-      </w:r>
-      <w:r>
-        <w:rPr>
-          <w:rStyle w:val="hljs-keyword"/>
-        </w:rPr>
-        <w:t>public</w:t>
-      </w:r>
-      <w:r>
-        <w:t xml:space="preserve"> </w:t>
-      </w:r>
-      <w:r>
-        <w:rPr>
-          <w:rStyle w:val="hljs-keyword"/>
-        </w:rPr>
-        <w:t>function</w:t>
-      </w:r>
-      <w:r>
-        <w:rPr>
-          <w:rStyle w:val="hljs-function"/>
-        </w:rPr>
-        <w:t xml:space="preserve"> </w:t>
-      </w:r>
-      <w:proofErr w:type="gramStart"/>
-      <w:r>
-        <w:rPr>
-          <w:rStyle w:val="hljs-title"/>
-        </w:rPr>
-        <w:t>down</w:t>
-      </w:r>
-      <w:r>
-        <w:rPr>
-          <w:rStyle w:val="hljs-function"/>
-        </w:rPr>
-        <w:t>(</w:t>
-      </w:r>
-      <w:proofErr w:type="gramEnd"/>
-      <w:r>
-        <w:rPr>
-          <w:rStyle w:val="hljs-function"/>
-        </w:rPr>
-        <w:t xml:space="preserve">): </w:t>
-      </w:r>
-      <w:r>
-        <w:rPr>
-          <w:rStyle w:val="hljs-title"/>
-        </w:rPr>
-        <w:t>void</w:t>
-      </w:r>
-      <w:r>
-        <w:rPr>
-          <w:rStyle w:val="hljs-function"/>
-        </w:rPr>
-        <w:t xml:space="preserve"> </w:t>
-      </w:r>
-      <w:proofErr w:type="gramStart"/>
-      <w:r>
-        <w:t>{ Schema::table(</w:t>
-      </w:r>
-      <w:proofErr w:type="gramEnd"/>
-      <w:r>
-        <w:rPr>
-          <w:rStyle w:val="hljs-string"/>
-        </w:rPr>
-        <w:t>'books'</w:t>
-      </w:r>
-      <w:r>
-        <w:t xml:space="preserve">, </w:t>
-      </w:r>
-      <w:r>
-        <w:rPr>
-          <w:rStyle w:val="hljs-keyword"/>
-        </w:rPr>
-        <w:t>function</w:t>
-      </w:r>
-      <w:r>
-        <w:rPr>
-          <w:rStyle w:val="hljs-function"/>
-        </w:rPr>
-        <w:t xml:space="preserve"> (</w:t>
-      </w:r>
-      <w:r>
-        <w:rPr>
-          <w:rStyle w:val="hljs-params"/>
-        </w:rPr>
-        <w:t xml:space="preserve">Blueprint </w:t>
-      </w:r>
-      <w:r>
-        <w:rPr>
-          <w:rStyle w:val="hljs-variable"/>
-        </w:rPr>
-        <w:t>$table</w:t>
-      </w:r>
-      <w:r>
-        <w:rPr>
-          <w:rStyle w:val="hljs-function"/>
-        </w:rPr>
-        <w:t xml:space="preserve">) </w:t>
-      </w:r>
-      <w:proofErr w:type="gramStart"/>
-      <w:r>
-        <w:t xml:space="preserve">{ </w:t>
-      </w:r>
-      <w:r>
-        <w:rPr>
-          <w:rStyle w:val="hljs-variable"/>
-        </w:rPr>
-        <w:t>$</w:t>
-      </w:r>
-      <w:proofErr w:type="gramEnd"/>
-      <w:r>
-        <w:rPr>
-          <w:rStyle w:val="hljs-variable"/>
-        </w:rPr>
-        <w:t>table</w:t>
-      </w:r>
-      <w:r>
-        <w:t>-&gt;</w:t>
-      </w:r>
-      <w:proofErr w:type="gramStart"/>
-      <w:r>
-        <w:t>dropColumn(</w:t>
-      </w:r>
-      <w:proofErr w:type="gramEnd"/>
-      <w:r>
-        <w:t>[</w:t>
-      </w:r>
-      <w:r>
-        <w:rPr>
-          <w:rStyle w:val="hljs-string"/>
-        </w:rPr>
-        <w:t>'price'</w:t>
-      </w:r>
-      <w:r>
-        <w:t xml:space="preserve">, </w:t>
-      </w:r>
-      <w:r>
-        <w:rPr>
-          <w:rStyle w:val="hljs-string"/>
-        </w:rPr>
-        <w:t>'discount'</w:t>
-      </w:r>
-      <w:r>
-        <w:t>])</w:t>
-      </w:r>
-      <w:proofErr w:type="gramStart"/>
-      <w:r>
-        <w:t>; }</w:t>
-      </w:r>
-      <w:proofErr w:type="gramEnd"/>
-      <w:r>
-        <w:t>)</w:t>
-      </w:r>
-      <w:proofErr w:type="gramStart"/>
-      <w:r>
-        <w:t>; }</w:t>
-      </w:r>
-      <w:proofErr w:type="gramEnd"/>
+        <w:t>]); }); }</w:t>
+      </w:r>
     </w:p>
     <w:p>
       <w:pPr>
@@ -1501,13 +1562,23 @@
         </w:rPr>
         <w:t xml:space="preserve">اجرای </w:t>
       </w:r>
-      <w:r>
-        <w:rPr>
-          <w:rFonts w:cs="B Zar"/>
-          <w:sz w:val="26"/>
-          <w:szCs w:val="26"/>
-        </w:rPr>
-        <w:t>php artisan migrate</w:t>
+      <w:proofErr w:type="spellStart"/>
+      <w:r>
+        <w:rPr>
+          <w:rFonts w:cs="B Zar"/>
+          <w:sz w:val="26"/>
+          <w:szCs w:val="26"/>
+        </w:rPr>
+        <w:t>php</w:t>
+      </w:r>
+      <w:proofErr w:type="spellEnd"/>
+      <w:r>
+        <w:rPr>
+          <w:rFonts w:cs="B Zar"/>
+          <w:sz w:val="26"/>
+          <w:szCs w:val="26"/>
+        </w:rPr>
+        <w:t xml:space="preserve"> artisan migrate</w:t>
       </w:r>
     </w:p>
     <w:p>
@@ -1533,8 +1604,17 @@
           <w:rStyle w:val="HTMLCode"/>
           <w:rFonts w:eastAsiaTheme="minorHAnsi"/>
         </w:rPr>
-        <w:t>App\Models\Book.php</w:t>
-      </w:r>
+        <w:t>App\Models\</w:t>
+      </w:r>
+      <w:proofErr w:type="spellStart"/>
+      <w:r>
+        <w:rPr>
+          <w:rStyle w:val="HTMLCode"/>
+          <w:rFonts w:eastAsiaTheme="minorHAnsi"/>
+        </w:rPr>
+        <w:t>Book.php</w:t>
+      </w:r>
+      <w:proofErr w:type="spellEnd"/>
       <w:r>
         <w:t>)</w:t>
       </w:r>
@@ -1558,6 +1638,7 @@
       <w:r>
         <w:t xml:space="preserve"> (</w:t>
       </w:r>
+      <w:proofErr w:type="spellStart"/>
       <w:r>
         <w:rPr>
           <w:rStyle w:val="HTMLCode"/>
@@ -1565,6 +1646,7 @@
         </w:rPr>
         <w:t>BookResource.php</w:t>
       </w:r>
+      <w:proofErr w:type="spellEnd"/>
       <w:r>
         <w:t>)</w:t>
       </w:r>
@@ -1587,6 +1669,7 @@
       <w:r>
         <w:t xml:space="preserve"> (</w:t>
       </w:r>
+      <w:proofErr w:type="spellStart"/>
       <w:r>
         <w:rPr>
           <w:rStyle w:val="HTMLCode"/>
@@ -1594,6 +1677,7 @@
         </w:rPr>
         <w:t>WebController.php</w:t>
       </w:r>
+      <w:proofErr w:type="spellEnd"/>
       <w:r>
         <w:t>)</w:t>
       </w:r>
@@ -1604,8 +1688,122 @@
           <w:rFonts w:cs="B Zar"/>
           <w:sz w:val="26"/>
           <w:szCs w:val="26"/>
+          <w:rtl/>
         </w:rPr>
       </w:pPr>
+    </w:p>
+    <w:p>
+      <w:pPr>
+        <w:rPr>
+          <w:rFonts w:cs="B Zar"/>
+          <w:sz w:val="26"/>
+          <w:szCs w:val="26"/>
+          <w:rtl/>
+        </w:rPr>
+      </w:pPr>
+      <w:r>
+        <w:rPr>
+          <w:rFonts w:cs="B Zar" w:hint="cs"/>
+          <w:sz w:val="26"/>
+          <w:szCs w:val="26"/>
+          <w:rtl/>
+        </w:rPr>
+        <w:t>دستورات ترمینال جهت رفرش کردن پروژه:</w:t>
+      </w:r>
+    </w:p>
+    <w:p>
+      <w:pPr>
+        <w:bidi w:val="0"/>
+        <w:rPr>
+          <w:rFonts w:cs="B Zar"/>
+          <w:sz w:val="26"/>
+          <w:szCs w:val="26"/>
+        </w:rPr>
+      </w:pPr>
+      <w:r>
+        <w:rPr>
+          <w:rFonts w:cs="B Zar"/>
+          <w:sz w:val="26"/>
+          <w:szCs w:val="26"/>
+        </w:rPr>
+        <w:t>composer dump-autoload</w:t>
+      </w:r>
+    </w:p>
+    <w:p>
+      <w:pPr>
+        <w:bidi w:val="0"/>
+        <w:rPr>
+          <w:rFonts w:cs="B Zar"/>
+          <w:sz w:val="26"/>
+          <w:szCs w:val="26"/>
+        </w:rPr>
+      </w:pPr>
+      <w:proofErr w:type="spellStart"/>
+      <w:r>
+        <w:rPr>
+          <w:rFonts w:cs="B Zar"/>
+          <w:sz w:val="26"/>
+          <w:szCs w:val="26"/>
+        </w:rPr>
+        <w:t>php</w:t>
+      </w:r>
+      <w:proofErr w:type="spellEnd"/>
+      <w:r>
+        <w:rPr>
+          <w:rFonts w:cs="B Zar"/>
+          <w:sz w:val="26"/>
+          <w:szCs w:val="26"/>
+        </w:rPr>
+        <w:t xml:space="preserve"> artisan </w:t>
+      </w:r>
+      <w:proofErr w:type="spellStart"/>
+      <w:r>
+        <w:rPr>
+          <w:rFonts w:cs="B Zar"/>
+          <w:sz w:val="26"/>
+          <w:szCs w:val="26"/>
+        </w:rPr>
+        <w:t>optimize:clear</w:t>
+      </w:r>
+      <w:proofErr w:type="spellEnd"/>
+    </w:p>
+    <w:p>
+      <w:pPr>
+        <w:bidi w:val="0"/>
+        <w:rPr>
+          <w:rFonts w:cs="B Zar"/>
+          <w:sz w:val="26"/>
+          <w:szCs w:val="26"/>
+        </w:rPr>
+      </w:pPr>
+      <w:proofErr w:type="spellStart"/>
+      <w:r>
+        <w:rPr>
+          <w:rFonts w:cs="B Zar"/>
+          <w:sz w:val="26"/>
+          <w:szCs w:val="26"/>
+        </w:rPr>
+        <w:t>php</w:t>
+      </w:r>
+      <w:proofErr w:type="spellEnd"/>
+      <w:r>
+        <w:rPr>
+          <w:rFonts w:cs="B Zar"/>
+          <w:sz w:val="26"/>
+          <w:szCs w:val="26"/>
+        </w:rPr>
+        <w:t xml:space="preserve"> artisan </w:t>
+      </w:r>
+      <w:proofErr w:type="spellStart"/>
+      <w:r>
+        <w:rPr>
+          <w:rFonts w:cs="B Zar"/>
+          <w:sz w:val="26"/>
+          <w:szCs w:val="26"/>
+        </w:rPr>
+        <w:t>filament:optimize-clear</w:t>
+      </w:r>
+      <w:proofErr w:type="spellEnd"/>
     </w:p>
     <w:sectPr>
       <w:pgSz w:w="11906" w:h="16838" w:code="9"/>

--- a/راهنما.docx
+++ b/راهنما.docx
@@ -966,10 +966,12 @@
         <w:t xml:space="preserve"> artisan </w:t>
       </w:r>
       <w:proofErr w:type="spellStart"/>
+      <w:proofErr w:type="gramStart"/>
       <w:r>
         <w:t>config:clear</w:t>
       </w:r>
       <w:proofErr w:type="spellEnd"/>
+      <w:proofErr w:type="gramEnd"/>
     </w:p>
     <w:p>
       <w:r>
@@ -1143,6 +1145,7 @@
         <w:t xml:space="preserve"> artisan </w:t>
       </w:r>
       <w:proofErr w:type="spellStart"/>
+      <w:proofErr w:type="gramStart"/>
       <w:r>
         <w:rPr>
           <w:rFonts w:cs="B Zar"/>
@@ -1152,6 +1155,7 @@
         <w:t>make:migration</w:t>
       </w:r>
       <w:proofErr w:type="spellEnd"/>
+      <w:proofErr w:type="gramEnd"/>
       <w:r>
         <w:rPr>
           <w:rFonts w:cs="B Zar"/>
@@ -1228,6 +1232,7 @@
         </w:rPr>
         <w:t xml:space="preserve"> </w:t>
       </w:r>
+      <w:proofErr w:type="gramStart"/>
       <w:r>
         <w:rPr>
           <w:rStyle w:val="hljs-title"/>
@@ -1238,7 +1243,14 @@
         <w:rPr>
           <w:rStyle w:val="hljs-function"/>
         </w:rPr>
-        <w:t xml:space="preserve">(): </w:t>
+        <w:t>(</w:t>
+      </w:r>
+      <w:proofErr w:type="gramEnd"/>
+      <w:r>
+        <w:rPr>
+          <w:rStyle w:val="hljs-function"/>
+        </w:rPr>
+        <w:t xml:space="preserve">): </w:t>
       </w:r>
       <w:r>
         <w:rPr>
@@ -1252,9 +1264,11 @@
         </w:rPr>
         <w:t xml:space="preserve"> </w:t>
       </w:r>
+      <w:proofErr w:type="gramStart"/>
       <w:r>
         <w:t>{ Schema::table(</w:t>
       </w:r>
+      <w:proofErr w:type="gramEnd"/>
       <w:r>
         <w:rPr>
           <w:rStyle w:val="hljs-string"/>
@@ -1294,6 +1308,7 @@
         </w:rPr>
         <w:t xml:space="preserve">) </w:t>
       </w:r>
+      <w:proofErr w:type="gramStart"/>
       <w:r>
         <w:t xml:space="preserve">{ </w:t>
       </w:r>
@@ -1301,6 +1316,112 @@
         <w:rPr>
           <w:rStyle w:val="hljs-comment"/>
         </w:rPr>
+        <w:t>/</w:t>
+      </w:r>
+      <w:proofErr w:type="gramEnd"/>
+      <w:r>
+        <w:rPr>
+          <w:rStyle w:val="hljs-comment"/>
+        </w:rPr>
+        <w:t xml:space="preserve">/ </w:t>
+      </w:r>
+      <w:r>
+        <w:rPr>
+          <w:rStyle w:val="hljs-comment"/>
+          <w:rtl/>
+        </w:rPr>
+        <w:t>اضافه کردن فیلد قیمت و درصد تخفیف</w:t>
+      </w:r>
+      <w:r>
+        <w:rPr>
+          <w:rtl/>
+        </w:rPr>
+        <w:t xml:space="preserve"> </w:t>
+      </w:r>
+      <w:r>
+        <w:rPr>
+          <w:rStyle w:val="hljs-variable"/>
+        </w:rPr>
+        <w:t>$table</w:t>
+      </w:r>
+      <w:r>
+        <w:t>-&gt;unsignedBigInteger(</w:t>
+      </w:r>
+      <w:r>
+        <w:rPr>
+          <w:rStyle w:val="hljs-string"/>
+        </w:rPr>
+        <w:t>'price'</w:t>
+      </w:r>
+      <w:r>
+        <w:t>)-&gt;default(</w:t>
+      </w:r>
+      <w:r>
+        <w:rPr>
+          <w:rStyle w:val="hljs-number"/>
+        </w:rPr>
+        <w:t>0</w:t>
+      </w:r>
+      <w:r>
+        <w:t>)-&gt;after(</w:t>
+      </w:r>
+      <w:r>
+        <w:rPr>
+          <w:rStyle w:val="hljs-string"/>
+        </w:rPr>
+        <w:t>'folder_name'</w:t>
+      </w:r>
+      <w:r>
+        <w:t xml:space="preserve">); </w:t>
+      </w:r>
+      <w:r>
+        <w:rPr>
+          <w:rStyle w:val="hljs-variable"/>
+        </w:rPr>
+        <w:t>$table</w:t>
+      </w:r>
+      <w:r>
+        <w:t>-&gt;</w:t>
+      </w:r>
+      <w:proofErr w:type="spellStart"/>
+      <w:r>
+        <w:t>unsignedInteger</w:t>
+      </w:r>
+      <w:proofErr w:type="spellEnd"/>
+      <w:r>
+        <w:t>(</w:t>
+      </w:r>
+      <w:r>
+        <w:rPr>
+          <w:rStyle w:val="hljs-string"/>
+        </w:rPr>
+        <w:t>'discount'</w:t>
+      </w:r>
+      <w:r>
+        <w:t>)-&gt;default(</w:t>
+      </w:r>
+      <w:r>
+        <w:rPr>
+          <w:rStyle w:val="hljs-number"/>
+        </w:rPr>
+        <w:t>0</w:t>
+      </w:r>
+      <w:r>
+        <w:t>)-&gt;after(</w:t>
+      </w:r>
+      <w:r>
+        <w:rPr>
+          <w:rStyle w:val="hljs-string"/>
+        </w:rPr>
+        <w:t>'price'</w:t>
+      </w:r>
+      <w:r>
+        <w:t xml:space="preserve">); </w:t>
+      </w:r>
+      <w:r>
+        <w:rPr>
+          <w:rStyle w:val="hljs-comment"/>
+        </w:rPr>
         <w:t xml:space="preserve">// </w:t>
       </w:r>
       <w:r>
@@ -1308,13 +1429,121 @@
           <w:rStyle w:val="hljs-comment"/>
           <w:rtl/>
         </w:rPr>
-        <w:t>اضافه کردن فیلد قیمت و درصد تخفیف</w:t>
-      </w:r>
-      <w:r>
-        <w:rPr>
-          <w:rtl/>
-        </w:rPr>
-        <w:t xml:space="preserve"> </w:t>
+        <w:t xml:space="preserve">درصد تخفیف بین 0 تا </w:t>
+      </w:r>
+      <w:proofErr w:type="gramStart"/>
+      <w:r>
+        <w:rPr>
+          <w:rStyle w:val="hljs-comment"/>
+          <w:rtl/>
+        </w:rPr>
+        <w:t>100</w:t>
+      </w:r>
+      <w:r>
+        <w:rPr>
+          <w:rtl/>
+        </w:rPr>
+        <w:t xml:space="preserve"> </w:t>
+      </w:r>
+      <w:r>
+        <w:t>}</w:t>
+      </w:r>
+      <w:proofErr w:type="gramEnd"/>
+      <w:r>
+        <w:t>)</w:t>
+      </w:r>
+      <w:proofErr w:type="gramStart"/>
+      <w:r>
+        <w:t>; }</w:t>
+      </w:r>
+      <w:proofErr w:type="gramEnd"/>
+      <w:r>
+        <w:t xml:space="preserve"> </w:t>
+      </w:r>
+      <w:r>
+        <w:rPr>
+          <w:rStyle w:val="hljs-keyword"/>
+        </w:rPr>
+        <w:t>public</w:t>
+      </w:r>
+      <w:r>
+        <w:t xml:space="preserve"> </w:t>
+      </w:r>
+      <w:r>
+        <w:rPr>
+          <w:rStyle w:val="hljs-keyword"/>
+        </w:rPr>
+        <w:t>function</w:t>
+      </w:r>
+      <w:r>
+        <w:rPr>
+          <w:rStyle w:val="hljs-function"/>
+        </w:rPr>
+        <w:t xml:space="preserve"> </w:t>
+      </w:r>
+      <w:proofErr w:type="gramStart"/>
+      <w:r>
+        <w:rPr>
+          <w:rStyle w:val="hljs-title"/>
+        </w:rPr>
+        <w:t>down</w:t>
+      </w:r>
+      <w:r>
+        <w:rPr>
+          <w:rStyle w:val="hljs-function"/>
+        </w:rPr>
+        <w:t>(</w:t>
+      </w:r>
+      <w:proofErr w:type="gramEnd"/>
+      <w:r>
+        <w:rPr>
+          <w:rStyle w:val="hljs-function"/>
+        </w:rPr>
+        <w:t xml:space="preserve">): </w:t>
+      </w:r>
+      <w:r>
+        <w:rPr>
+          <w:rStyle w:val="hljs-title"/>
+        </w:rPr>
+        <w:t>void</w:t>
+      </w:r>
+      <w:r>
+        <w:rPr>
+          <w:rStyle w:val="hljs-function"/>
+        </w:rPr>
+        <w:t xml:space="preserve"> </w:t>
+      </w:r>
+      <w:proofErr w:type="gramStart"/>
+      <w:r>
+        <w:t>{ Schema::table(</w:t>
+      </w:r>
+      <w:proofErr w:type="gramEnd"/>
+      <w:r>
+        <w:rPr>
+          <w:rStyle w:val="hljs-string"/>
+        </w:rPr>
+        <w:t>'books'</w:t>
+      </w:r>
+      <w:r>
+        <w:t xml:space="preserve">, </w:t>
+      </w:r>
+      <w:r>
+        <w:rPr>
+          <w:rStyle w:val="hljs-keyword"/>
+        </w:rPr>
+        <w:t>function</w:t>
+      </w:r>
+      <w:r>
+        <w:rPr>
+          <w:rStyle w:val="hljs-function"/>
+        </w:rPr>
+        <w:t xml:space="preserve"> (</w:t>
+      </w:r>
+      <w:r>
+        <w:rPr>
+          <w:rStyle w:val="hljs-params"/>
+        </w:rPr>
+        <w:t xml:space="preserve">Blueprint </w:t>
       </w:r>
       <w:r>
         <w:rPr>
@@ -1323,7 +1552,43 @@
         <w:t>$table</w:t>
       </w:r>
       <w:r>
-        <w:t>-&gt;unsignedBigInteger(</w:t>
+        <w:rPr>
+          <w:rStyle w:val="hljs-function"/>
+        </w:rPr>
+        <w:t xml:space="preserve">) </w:t>
+      </w:r>
+      <w:proofErr w:type="gramStart"/>
+      <w:r>
+        <w:t xml:space="preserve">{ </w:t>
+      </w:r>
+      <w:r>
+        <w:rPr>
+          <w:rStyle w:val="hljs-variable"/>
+        </w:rPr>
+        <w:t>$</w:t>
+      </w:r>
+      <w:proofErr w:type="gramEnd"/>
+      <w:r>
+        <w:rPr>
+          <w:rStyle w:val="hljs-variable"/>
+        </w:rPr>
+        <w:t>table</w:t>
+      </w:r>
+      <w:r>
+        <w:t>-&gt;</w:t>
+      </w:r>
+      <w:proofErr w:type="spellStart"/>
+      <w:proofErr w:type="gramStart"/>
+      <w:r>
+        <w:t>dropColumn</w:t>
+      </w:r>
+      <w:proofErr w:type="spellEnd"/>
+      <w:r>
+        <w:t>(</w:t>
+      </w:r>
+      <w:proofErr w:type="gramEnd"/>
+      <w:r>
+        <w:t>[</w:t>
       </w:r>
       <w:r>
         <w:rPr>
@@ -1332,217 +1597,30 @@
         <w:t>'price'</w:t>
       </w:r>
       <w:r>
-        <w:t>)-&gt;default(</w:t>
-      </w:r>
-      <w:r>
-        <w:rPr>
-          <w:rStyle w:val="hljs-number"/>
-        </w:rPr>
-        <w:t>0</w:t>
-      </w:r>
-      <w:r>
-        <w:t>)-&gt;after(</w:t>
+        <w:t xml:space="preserve">, </w:t>
       </w:r>
       <w:r>
         <w:rPr>
           <w:rStyle w:val="hljs-string"/>
         </w:rPr>
-        <w:t>'folder_name'</w:t>
-      </w:r>
-      <w:r>
-        <w:t xml:space="preserve">); </w:t>
-      </w:r>
-      <w:r>
-        <w:rPr>
-          <w:rStyle w:val="hljs-variable"/>
-        </w:rPr>
-        <w:t>$table</w:t>
-      </w:r>
-      <w:r>
-        <w:t>-&gt;</w:t>
-      </w:r>
-      <w:proofErr w:type="spellStart"/>
-      <w:r>
-        <w:t>unsignedInteger</w:t>
-      </w:r>
-      <w:proofErr w:type="spellEnd"/>
-      <w:r>
-        <w:t>(</w:t>
-      </w:r>
-      <w:r>
-        <w:rPr>
-          <w:rStyle w:val="hljs-string"/>
-        </w:rPr>
         <w:t>'discount'</w:t>
       </w:r>
       <w:r>
-        <w:t>)-&gt;default(</w:t>
-      </w:r>
-      <w:r>
-        <w:rPr>
-          <w:rStyle w:val="hljs-number"/>
-        </w:rPr>
-        <w:t>0</w:t>
-      </w:r>
-      <w:r>
-        <w:t>)-&gt;after(</w:t>
-      </w:r>
-      <w:r>
-        <w:rPr>
-          <w:rStyle w:val="hljs-string"/>
-        </w:rPr>
-        <w:t>'price'</w:t>
-      </w:r>
-      <w:r>
-        <w:t xml:space="preserve">); </w:t>
-      </w:r>
-      <w:r>
-        <w:rPr>
-          <w:rStyle w:val="hljs-comment"/>
-        </w:rPr>
-        <w:t xml:space="preserve">// </w:t>
-      </w:r>
-      <w:r>
-        <w:rPr>
-          <w:rStyle w:val="hljs-comment"/>
-          <w:rtl/>
-        </w:rPr>
-        <w:t>درصد تخفیف بین 0 تا 100</w:t>
-      </w:r>
-      <w:r>
-        <w:rPr>
-          <w:rtl/>
-        </w:rPr>
-        <w:t xml:space="preserve"> </w:t>
-      </w:r>
-      <w:r>
-        <w:t xml:space="preserve">}); } </w:t>
-      </w:r>
-      <w:r>
-        <w:rPr>
-          <w:rStyle w:val="hljs-keyword"/>
-        </w:rPr>
-        <w:t>public</w:t>
-      </w:r>
-      <w:r>
-        <w:t xml:space="preserve"> </w:t>
-      </w:r>
-      <w:r>
-        <w:rPr>
-          <w:rStyle w:val="hljs-keyword"/>
-        </w:rPr>
-        <w:t>function</w:t>
-      </w:r>
-      <w:r>
-        <w:rPr>
-          <w:rStyle w:val="hljs-function"/>
-        </w:rPr>
-        <w:t xml:space="preserve"> </w:t>
-      </w:r>
-      <w:r>
-        <w:rPr>
-          <w:rStyle w:val="hljs-title"/>
-        </w:rPr>
-        <w:t>down</w:t>
-      </w:r>
-      <w:r>
-        <w:rPr>
-          <w:rStyle w:val="hljs-function"/>
-        </w:rPr>
-        <w:t xml:space="preserve">(): </w:t>
-      </w:r>
-      <w:r>
-        <w:rPr>
-          <w:rStyle w:val="hljs-title"/>
-        </w:rPr>
-        <w:t>void</w:t>
-      </w:r>
-      <w:r>
-        <w:rPr>
-          <w:rStyle w:val="hljs-function"/>
-        </w:rPr>
-        <w:t xml:space="preserve"> </w:t>
-      </w:r>
-      <w:r>
-        <w:t>{ Schema::table(</w:t>
-      </w:r>
-      <w:r>
-        <w:rPr>
-          <w:rStyle w:val="hljs-string"/>
-        </w:rPr>
-        <w:t>'books'</w:t>
-      </w:r>
-      <w:r>
-        <w:t xml:space="preserve">, </w:t>
-      </w:r>
-      <w:r>
-        <w:rPr>
-          <w:rStyle w:val="hljs-keyword"/>
-        </w:rPr>
-        <w:t>function</w:t>
-      </w:r>
-      <w:r>
-        <w:rPr>
-          <w:rStyle w:val="hljs-function"/>
-        </w:rPr>
-        <w:t xml:space="preserve"> (</w:t>
-      </w:r>
-      <w:r>
-        <w:rPr>
-          <w:rStyle w:val="hljs-params"/>
-        </w:rPr>
-        <w:t xml:space="preserve">Blueprint </w:t>
-      </w:r>
-      <w:r>
-        <w:rPr>
-          <w:rStyle w:val="hljs-variable"/>
-        </w:rPr>
-        <w:t>$table</w:t>
-      </w:r>
-      <w:r>
-        <w:rPr>
-          <w:rStyle w:val="hljs-function"/>
-        </w:rPr>
-        <w:t xml:space="preserve">) </w:t>
-      </w:r>
-      <w:r>
-        <w:t xml:space="preserve">{ </w:t>
-      </w:r>
-      <w:r>
-        <w:rPr>
-          <w:rStyle w:val="hljs-variable"/>
-        </w:rPr>
-        <w:t>$table</w:t>
-      </w:r>
-      <w:r>
-        <w:t>-&gt;</w:t>
-      </w:r>
-      <w:proofErr w:type="spellStart"/>
-      <w:r>
-        <w:t>dropColumn</w:t>
-      </w:r>
-      <w:proofErr w:type="spellEnd"/>
-      <w:r>
-        <w:t>([</w:t>
-      </w:r>
-      <w:r>
-        <w:rPr>
-          <w:rStyle w:val="hljs-string"/>
-        </w:rPr>
-        <w:t>'price'</w:t>
-      </w:r>
-      <w:r>
-        <w:t xml:space="preserve">, </w:t>
-      </w:r>
-      <w:r>
-        <w:rPr>
-          <w:rStyle w:val="hljs-string"/>
-        </w:rPr>
-        <w:t>'discount'</w:t>
-      </w:r>
-      <w:r>
-        <w:t>]); }); }</w:t>
-      </w:r>
+        <w:t>])</w:t>
+      </w:r>
+      <w:proofErr w:type="gramStart"/>
+      <w:r>
+        <w:t>; }</w:t>
+      </w:r>
+      <w:proofErr w:type="gramEnd"/>
+      <w:r>
+        <w:t>)</w:t>
+      </w:r>
+      <w:proofErr w:type="gramStart"/>
+      <w:r>
+        <w:t>; }</w:t>
+      </w:r>
+      <w:proofErr w:type="gramEnd"/>
     </w:p>
     <w:p>
       <w:pPr>
@@ -1757,6 +1835,7 @@
         <w:t xml:space="preserve"> artisan </w:t>
       </w:r>
       <w:proofErr w:type="spellStart"/>
+      <w:proofErr w:type="gramStart"/>
       <w:r>
         <w:rPr>
           <w:rFonts w:cs="B Zar"/>
@@ -1766,6 +1845,7 @@
         <w:t>optimize:clear</w:t>
       </w:r>
       <w:proofErr w:type="spellEnd"/>
+      <w:proofErr w:type="gramEnd"/>
     </w:p>
     <w:p>
       <w:pPr>
@@ -1774,6 +1854,7 @@
           <w:rFonts w:cs="B Zar"/>
           <w:sz w:val="26"/>
           <w:szCs w:val="26"/>
+          <w:rtl/>
         </w:rPr>
       </w:pPr>
       <w:proofErr w:type="spellStart"/>
@@ -1795,15 +1876,154 @@
         <w:t xml:space="preserve"> artisan </w:t>
       </w:r>
       <w:proofErr w:type="spellStart"/>
-      <w:r>
-        <w:rPr>
-          <w:rFonts w:cs="B Zar"/>
-          <w:sz w:val="26"/>
-          <w:szCs w:val="26"/>
-        </w:rPr>
-        <w:t>filament:optimize-clear</w:t>
+      <w:proofErr w:type="gramStart"/>
+      <w:r>
+        <w:rPr>
+          <w:rFonts w:cs="B Zar"/>
+          <w:sz w:val="26"/>
+          <w:szCs w:val="26"/>
+        </w:rPr>
+        <w:t>filament:optimize</w:t>
+      </w:r>
+      <w:proofErr w:type="gramEnd"/>
+      <w:r>
+        <w:rPr>
+          <w:rFonts w:cs="B Zar"/>
+          <w:sz w:val="26"/>
+          <w:szCs w:val="26"/>
+        </w:rPr>
+        <w:t>-clear</w:t>
       </w:r>
       <w:proofErr w:type="spellEnd"/>
+    </w:p>
+    <w:p>
+      <w:pPr>
+        <w:rPr>
+          <w:rFonts w:cs="B Zar"/>
+          <w:sz w:val="26"/>
+          <w:szCs w:val="26"/>
+        </w:rPr>
+      </w:pPr>
+      <w:r>
+        <w:rPr>
+          <w:rFonts w:cs="B Zar"/>
+          <w:sz w:val="26"/>
+          <w:szCs w:val="26"/>
+          <w:rtl/>
+        </w:rPr>
+        <w:t>اگر خواستید فونتِ دیگری</w:t>
+      </w:r>
+      <w:r>
+        <w:rPr>
+          <w:rFonts w:cs="B Zar"/>
+          <w:sz w:val="26"/>
+          <w:szCs w:val="26"/>
+        </w:rPr>
+        <w:t xml:space="preserve"> (</w:t>
+      </w:r>
+      <w:r>
+        <w:rPr>
+          <w:rFonts w:cs="B Zar"/>
+          <w:sz w:val="26"/>
+          <w:szCs w:val="26"/>
+          <w:rtl/>
+        </w:rPr>
+        <w:t>مثلاً</w:t>
+      </w:r>
+      <w:r>
+        <w:rPr>
+          <w:rFonts w:cs="B Zar"/>
+          <w:sz w:val="26"/>
+          <w:szCs w:val="26"/>
+        </w:rPr>
+        <w:t xml:space="preserve"> </w:t>
+      </w:r>
+      <w:proofErr w:type="spellStart"/>
+      <w:r>
+        <w:rPr>
+          <w:rFonts w:cs="B Zar"/>
+          <w:sz w:val="26"/>
+          <w:szCs w:val="26"/>
+        </w:rPr>
+        <w:t>IRANSans</w:t>
+      </w:r>
+      <w:proofErr w:type="spellEnd"/>
+      <w:r>
+        <w:rPr>
+          <w:rFonts w:cs="B Zar"/>
+          <w:sz w:val="26"/>
+          <w:szCs w:val="26"/>
+        </w:rPr>
+        <w:t xml:space="preserve"> </w:t>
+      </w:r>
+      <w:r>
+        <w:rPr>
+          <w:rFonts w:cs="B Zar"/>
+          <w:sz w:val="26"/>
+          <w:szCs w:val="26"/>
+          <w:rtl/>
+        </w:rPr>
+        <w:t>یا</w:t>
+      </w:r>
+      <w:r>
+        <w:rPr>
+          <w:rFonts w:cs="B Zar"/>
+          <w:sz w:val="26"/>
+          <w:szCs w:val="26"/>
+        </w:rPr>
+        <w:t xml:space="preserve"> Shabnam) </w:t>
+      </w:r>
+      <w:r>
+        <w:rPr>
+          <w:rFonts w:cs="B Zar"/>
+          <w:sz w:val="26"/>
+          <w:szCs w:val="26"/>
+          <w:rtl/>
+        </w:rPr>
+        <w:t xml:space="preserve">بگذارید، فقط نامِ فایل‌ها را در </w:t>
+      </w:r>
+      <w:r>
+        <w:rPr>
+          <w:rFonts w:cs="B Zar"/>
+          <w:sz w:val="26"/>
+          <w:szCs w:val="26"/>
+        </w:rPr>
+        <w:t xml:space="preserve">persian-font.css </w:t>
+      </w:r>
+      <w:r>
+        <w:rPr>
+          <w:rFonts w:cs="B Zar"/>
+          <w:sz w:val="26"/>
+          <w:szCs w:val="26"/>
+          <w:rtl/>
+        </w:rPr>
+        <w:t xml:space="preserve">عوض کنید؛ بقیه‌ی پروژه به </w:t>
+      </w:r>
+      <w:r>
+        <w:rPr>
+          <w:rFonts w:cs="B Zar"/>
+          <w:sz w:val="26"/>
+          <w:szCs w:val="26"/>
+        </w:rPr>
+        <w:t xml:space="preserve">--font-fa </w:t>
+      </w:r>
+      <w:r>
+        <w:rPr>
+          <w:rFonts w:cs="B Zar"/>
+          <w:sz w:val="26"/>
+          <w:szCs w:val="26"/>
+          <w:rtl/>
+        </w:rPr>
+        <w:t>وصل است و دست‌نخورده می‌ماند</w:t>
+      </w:r>
+      <w:r>
+        <w:rPr>
+          <w:rFonts w:cs="B Zar"/>
+          <w:sz w:val="26"/>
+          <w:szCs w:val="26"/>
+        </w:rPr>
+        <w:t>.</w:t>
+      </w:r>
     </w:p>
     <w:sectPr>
       <w:pgSz w:w="11906" w:h="16838" w:code="9"/>
@@ -2246,7 +2466,6 @@
   <w:style w:type="character" w:default="1" w:styleId="DefaultParagraphFont">
     <w:name w:val="Default Paragraph Font"/>
     <w:uiPriority w:val="1"/>
-    <w:semiHidden/>
     <w:unhideWhenUsed/>
   </w:style>
   <w:style w:type="table" w:default="1" w:styleId="TableNormal">
